--- a/trip/yunhe/yunhe_en.docx
+++ b/trip/yunhe/yunhe_en.docx
@@ -97,6 +97,47 @@
       </w:r>
     </w:p>
     <w:p/>
+    <w:p>
+      <w:pPr>
+        <w:pStyle w:val="Heading3"/>
+        <w:spacing w:after="80" w:lineRule="auto" w:line="300"/>
+      </w:pPr>
+      <w:r>
+        <w:rPr>
+          <w:rFonts w:ascii="Helvetica Neue" w:hAnsi="Helvetica Neue" w:eastAsia="PingFang SC"/>
+          <w:b/>
+          <w:sz w:val="24"/>
+        </w:rPr>
+        <w:t>Day0(Oct xx, Fri) Departure</w:t>
+      </w:r>
+    </w:p>
+    <w:p>
+      <w:pPr>
+        <w:spacing w:after="80" w:lineRule="auto" w:line="300"/>
+      </w:pPr>
+      <w:r>
+        <w:rPr>
+          <w:rFonts w:ascii="Helvetica Neue" w:hAnsi="Helvetica Neue" w:eastAsia="PingFang SC"/>
+          <w:b w:val="0"/>
+          <w:color w:val="555555"/>
+          <w:sz w:val="20"/>
+        </w:rPr>
+        <w:t>Hangzhou (18:00) - Yunhe (22:00)</w:t>
+      </w:r>
+    </w:p>
+    <w:p>
+      <w:pPr>
+        <w:spacing w:after="120" w:lineRule="auto" w:line="300"/>
+      </w:pPr>
+      <w:r>
+        <w:rPr>
+          <w:rFonts w:ascii="Helvetica Neue" w:hAnsi="Helvetica Neue" w:eastAsia="PingFang SC"/>
+          <w:b w:val="0"/>
+          <w:sz w:val="21"/>
+        </w:rPr>
+        <w:t>Depart at 18:00, at least 4 hours of driving; arrive in the evening—no sightseeing planned.</w:t>
+      </w:r>
+    </w:p>
     <w:p>
       <w:pPr>
         <w:pStyle w:val="Heading3"/>

--- a/trip/yunhe/yunhe_en.docx
+++ b/trip/yunhe/yunhe_en.docx
@@ -108,7 +108,7 @@
           <w:b/>
           <w:sz w:val="24"/>
         </w:rPr>
-        <w:t>Day0(Oct xx, Fri) Departure</w:t>
+        <w:t>D0(Oct xx, Fri) Departure</w:t>
       </w:r>
     </w:p>
     <w:p>

--- a/trip/yunhe/yunhe_en.docx
+++ b/trip/yunhe/yunhe_en.docx
@@ -162,7 +162,7 @@
           <w:b/>
           <w:sz w:val="21"/>
         </w:rPr>
-        <w:t>Sights: Shexiang Window (4 hours)</w:t>
+        <w:t>Sights: Shexiang Window (4 hours) - Shexiang Style Street (1.5 hours)</w:t>
       </w:r>
     </w:p>
     <w:p>
@@ -190,7 +190,7 @@
           <w:b w:val="0"/>
           <w:sz w:val="21"/>
         </w:rPr>
-        <w:t>About 1 hour's drive to Shexiang Window. Lunch on the old street. The wedding ceremony show requires booking, 14:30-15:20 slot. Leave for Yunhe county seat at 16:30.</w:t>
+        <w:t>About 1 hour's drive to Shexiang Window. Lunch on the old street. The wedding ceremony show requires booking, 14:30-15:20 slot. Leave for Yunhe county seat at 16:30. After dinner, drive to the Shexiang Style Street in Jingning county seat—the Princess Parade starts at 19:00 (every Saturday and Sunday night); head back to Yunhe after the parade.</w:t>
       </w:r>
     </w:p>
     <w:p>
@@ -245,7 +245,7 @@
           <w:b w:val="0"/>
           <w:sz w:val="21"/>
         </w:rPr>
-        <w:t>Drive up into the terraces. Visit Jiuqu Yunhuan first—viewing platform plus terrace paths. Then drive on to Baiyin Valley and Kenggen Stone Village. Head down at 17:00 back to Yunhe county seat.</w:t>
+        <w:t>Drive up into the terraces. Visit Jiuqu Yunhuan—viewing platform plus terrace paths. Head down at 17:00 back to Yunhe county seat.</w:t>
       </w:r>
     </w:p>
     <w:p>
@@ -299,7 +299,7 @@
           <w:b w:val="0"/>
           <w:sz w:val="21"/>
         </w:rPr>
-        <w:t>After check-out, drive straight up to Qixingdun for the panoramic viewing platform. Farm activities may be available; arrange one if it suits kids. Lunch on the spot at Qixingdun. Depart at 16:00 for Dagangtou, check in. After 17:30 the Huaxiang old street is free to enter—stroll and have dinner there.</w:t>
+        <w:t>After check-out, drive straight up to Qixingdun for the panoramic viewing platform. Farm activities may be available; arrange one if it suits kids. Lunch on the spot at Qixingdun. Skip Kenggen Stone Village and the old trail. Depart at 16:00 for Dagangtou, check in. After 17:30 the Huaxiang old street is free to enter—stroll and have dinner there.</w:t>
       </w:r>
     </w:p>
     <w:p>
@@ -355,7 +355,7 @@
           <w:b w:val="0"/>
           <w:sz w:val="21"/>
         </w:rPr>
-        <w:t>☑ Guyan Huaxiang</w:t>
+        <w:t>☐ Guyan Huaxiang</w:t>
       </w:r>
     </w:p>
     <w:p>
@@ -461,7 +461,7 @@
           <w:b w:val="0"/>
           <w:sz w:val="21"/>
         </w:rPr>
-        <w:t>Yunhe Terraces tickets are valid 2 days, one entry per sight.</w:t>
+        <w:t>Yunhe Terraces tickets are valid for 2 days, but the area has two ticket-check zones: Jiuqu Yunhuan is checked independently; Baiyin Valley, Kenggen Stone Village and Qixingdun share one zone ticket—a single entry per visit, no re-entry.</w:t>
       </w:r>
     </w:p>
     <w:p>
@@ -506,7 +506,7 @@
           <w:b w:val="0"/>
           <w:sz w:val="21"/>
         </w:rPr>
-        <w:t>All four areas (Jiuqu Yunhuan, Qixingdun, Baiyin Valley, Kenggen Stone Village) and the Visitor Center have free parking; Baiyin Valley and Kenggen Stone Village are 100 m apart.</w:t>
+        <w:t>The three areas (Jiuqu Yunhuan, Qixingdun, Kenggen Stone Village) and the Visitor Center have free parking.</w:t>
       </w:r>
     </w:p>
     <w:p>
@@ -711,6 +711,21 @@
           <w:sz w:val="21"/>
         </w:rPr>
         <w:t>☑ Shexiang Window (Jingning / South / 36.8km / 40min)</w:t>
+      </w:r>
+    </w:p>
+    <w:p>
+      <w:pPr>
+        <w:pStyle w:val="ListBullet"/>
+        <w:spacing w:after="60"/>
+        <w:ind w:left="340"/>
+      </w:pPr>
+      <w:r>
+        <w:rPr>
+          <w:rFonts w:ascii="Helvetica Neue" w:hAnsi="Helvetica Neue" w:eastAsia="PingFang SC"/>
+          <w:b w:val="0"/>
+          <w:sz w:val="21"/>
+        </w:rPr>
+        <w:t>☑ Shexiang Style Street (Jingning / Southeast / 22.3km / 27min)</w:t>
       </w:r>
     </w:p>
     <w:p>

--- a/trip/yunhe/yunhe_en.docx
+++ b/trip/yunhe/yunhe_en.docx
@@ -299,7 +299,7 @@
           <w:b w:val="0"/>
           <w:sz w:val="21"/>
         </w:rPr>
-        <w:t>After check-out, drive straight up to Qixingdun for the panoramic viewing platform. Farm activities may be available; arrange one if it suits kids. Lunch on the spot at Qixingdun. Skip Kenggen Stone Village and the old trail. Depart at 16:00 for Dagangtou, check in. After 17:30 the Huaxiang old street is free to enter—stroll and have dinner there.</w:t>
+        <w:t>After check-out, drive straight up to Qixingdun for the panoramic viewing platform. Farm activities may be available; arrange one if it suits kids. Lunch on the spot at Qixingdun. Skip Kenggen Stone Village and the old trail. Depart at 16:00 for Dagangtou, check in. Stroll the Huaxiang old street and have dinner there.</w:t>
       </w:r>
     </w:p>
     <w:p>

--- a/trip/yunhe/yunhe_en.docx
+++ b/trip/yunhe/yunhe_en.docx
@@ -368,7 +368,7 @@
           <w:b w:val="0"/>
           <w:sz w:val="21"/>
         </w:rPr>
-        <w:t>Check out and enjoy the riverside view. Take the ferry across to Yantou Village for the millennium-old camphor trees and the Tongji Weir. Ferry back, depart by 14:00—arrive home around dinner time.</w:t>
+        <w:t>Check out and enjoy the riverside view. Take the ferry across to Yantou Village for the ancient camphor trees and the Tongji Weir. Ferry back, depart by 14:00—arrive home around dinner time.</w:t>
       </w:r>
     </w:p>
     <w:p/>
@@ -551,7 +551,7 @@
           <w:b w:val="0"/>
           <w:sz w:val="21"/>
         </w:rPr>
-        <w:t>Qixingdun offers farm activities such as rice cutting, threshing and hulling.</w:t>
+        <w:t>Qixingdun may offer farm activities such as rice cutting, threshing and hulling.</w:t>
       </w:r>
     </w:p>
     <w:p>
